--- a/Task3/Gathering Feedback Template.docx
+++ b/Task3/Gathering Feedback Template.docx
@@ -548,6 +548,8 @@
         <w:t>Technical Audience</w:t>
       </w:r>
     </w:p>
+    <w:p/>
+    <w:p/>
     <w:sectPr>
       <w:pgSz w:w="11906" w:h="16838"/>
       <w:pgMar w:top="1440" w:right="1440" w:bottom="1440" w:left="1440" w:header="720" w:footer="720" w:gutter="0"/>
@@ -561,6 +563,286 @@
 <file path=word/numbering.xml><?xml version="1.0" encoding="utf-8"?>
 <w:numbering xmlns:wpc="http://schemas.microsoft.com/office/word/2010/wordprocessingCanvas" xmlns:cx="http://schemas.microsoft.com/office/drawing/2014/chartex" xmlns:cx1="http://schemas.microsoft.com/office/drawing/2015/9/8/chartex" xmlns:cx2="http://schemas.microsoft.com/office/drawing/2015/10/21/chartex" xmlns:cx3="http://schemas.microsoft.com/office/drawing/2016/5/9/chartex" xmlns:cx4="http://schemas.microsoft.com/office/drawing/2016/5/10/chartex" xmlns:cx5="http://schemas.microsoft.com/office/drawing/2016/5/11/chartex" xmlns:cx6="http://schemas.microsoft.com/office/drawing/2016/5/12/chartex" xmlns:cx7="http://schemas.microsoft.com/office/drawing/2016/5/13/chartex" xmlns:cx8="http://schemas.microsoft.com/office/drawing/2016/5/14/chartex" xmlns:mc="http://schemas.openxmlformats.org/markup-compatibility/2006" xmlns:aink="http://schemas.microsoft.com/office/drawing/2016/ink" xmlns:am3d="http://schemas.microsoft.com/office/drawing/2017/model3d" xmlns:o="urn:schemas-microsoft-com:office:office" xmlns:r="http://schemas.openxmlformats.org/officeDocument/2006/relationships" xmlns:m="http://schemas.openxmlformats.org/officeDocument/2006/math" xmlns:v="urn:schemas-microsoft-com:vml" xmlns:wp14="http://schemas.microsoft.com/office/word/2010/wordprocessingDrawing" xmlns:wp="http://schemas.openxmlformats.org/drawingml/2006/wordprocessingDrawing" xmlns:w10="urn:schemas-microsoft-com:office:word" xmlns:w="http://schemas.openxmlformats.org/wordprocessingml/2006/main" xmlns:w14="http://schemas.microsoft.com/office/word/2010/wordml" xmlns:w15="http://schemas.microsoft.com/office/word/2012/wordml" xmlns:w16cex="http://schemas.microsoft.com/office/word/2018/wordml/cex" xmlns:w16cid="http://schemas.microsoft.com/office/word/2016/wordml/cid" xmlns:w16="http://schemas.microsoft.com/office/word/2018/wordml" xmlns:w16sdtdh="http://schemas.microsoft.com/office/word/2020/wordml/sdtdatahash" xmlns:w16se="http://schemas.microsoft.com/office/word/2015/wordml/symex" xmlns:wpg="http://schemas.microsoft.com/office/word/2010/wordprocessingGroup" xmlns:wpi="http://schemas.microsoft.com/office/word/2010/wordprocessingInk" xmlns:wne="http://schemas.microsoft.com/office/word/2006/wordml" xmlns:wps="http://schemas.microsoft.com/office/word/2010/wordprocessingShape" mc:Ignorable="w14 w15 w16se w16cid w16 w16cex w16sdtdh wp14">
   <w:abstractNum w:abstractNumId="0" w15:restartNumberingAfterBreak="0">
+    <w:nsid w:val="075B619A"/>
+    <w:multiLevelType w:val="hybridMultilevel"/>
+    <w:tmpl w:val="1A0C8F64"/>
+    <w:lvl w:ilvl="0" w:tplc="83F2829C">
+      <w:start w:val="1"/>
+      <w:numFmt w:val="bullet"/>
+      <w:lvlText w:val="•"/>
+      <w:lvlJc w:val="left"/>
+      <w:pPr>
+        <w:tabs>
+          <w:tab w:val="num" w:pos="720"/>
+        </w:tabs>
+        <w:ind w:left="720" w:hanging="360"/>
+      </w:pPr>
+      <w:rPr>
+        <w:rFonts w:ascii="Arial" w:hAnsi="Arial" w:hint="default"/>
+      </w:rPr>
+    </w:lvl>
+    <w:lvl w:ilvl="1" w:tplc="247ADFBE">
+      <w:start w:val="1"/>
+      <w:numFmt w:val="bullet"/>
+      <w:lvlText w:val="•"/>
+      <w:lvlJc w:val="left"/>
+      <w:pPr>
+        <w:tabs>
+          <w:tab w:val="num" w:pos="1440"/>
+        </w:tabs>
+        <w:ind w:left="1440" w:hanging="360"/>
+      </w:pPr>
+      <w:rPr>
+        <w:rFonts w:ascii="Arial" w:hAnsi="Arial" w:hint="default"/>
+      </w:rPr>
+    </w:lvl>
+    <w:lvl w:ilvl="2" w:tplc="202E0492" w:tentative="1">
+      <w:start w:val="1"/>
+      <w:numFmt w:val="bullet"/>
+      <w:lvlText w:val="•"/>
+      <w:lvlJc w:val="left"/>
+      <w:pPr>
+        <w:tabs>
+          <w:tab w:val="num" w:pos="2160"/>
+        </w:tabs>
+        <w:ind w:left="2160" w:hanging="360"/>
+      </w:pPr>
+      <w:rPr>
+        <w:rFonts w:ascii="Arial" w:hAnsi="Arial" w:hint="default"/>
+      </w:rPr>
+    </w:lvl>
+    <w:lvl w:ilvl="3" w:tplc="B03449C6" w:tentative="1">
+      <w:start w:val="1"/>
+      <w:numFmt w:val="bullet"/>
+      <w:lvlText w:val="•"/>
+      <w:lvlJc w:val="left"/>
+      <w:pPr>
+        <w:tabs>
+          <w:tab w:val="num" w:pos="2880"/>
+        </w:tabs>
+        <w:ind w:left="2880" w:hanging="360"/>
+      </w:pPr>
+      <w:rPr>
+        <w:rFonts w:ascii="Arial" w:hAnsi="Arial" w:hint="default"/>
+      </w:rPr>
+    </w:lvl>
+    <w:lvl w:ilvl="4" w:tplc="96826306" w:tentative="1">
+      <w:start w:val="1"/>
+      <w:numFmt w:val="bullet"/>
+      <w:lvlText w:val="•"/>
+      <w:lvlJc w:val="left"/>
+      <w:pPr>
+        <w:tabs>
+          <w:tab w:val="num" w:pos="3600"/>
+        </w:tabs>
+        <w:ind w:left="3600" w:hanging="360"/>
+      </w:pPr>
+      <w:rPr>
+        <w:rFonts w:ascii="Arial" w:hAnsi="Arial" w:hint="default"/>
+      </w:rPr>
+    </w:lvl>
+    <w:lvl w:ilvl="5" w:tplc="65DADCA8" w:tentative="1">
+      <w:start w:val="1"/>
+      <w:numFmt w:val="bullet"/>
+      <w:lvlText w:val="•"/>
+      <w:lvlJc w:val="left"/>
+      <w:pPr>
+        <w:tabs>
+          <w:tab w:val="num" w:pos="4320"/>
+        </w:tabs>
+        <w:ind w:left="4320" w:hanging="360"/>
+      </w:pPr>
+      <w:rPr>
+        <w:rFonts w:ascii="Arial" w:hAnsi="Arial" w:hint="default"/>
+      </w:rPr>
+    </w:lvl>
+    <w:lvl w:ilvl="6" w:tplc="A7029FF2" w:tentative="1">
+      <w:start w:val="1"/>
+      <w:numFmt w:val="bullet"/>
+      <w:lvlText w:val="•"/>
+      <w:lvlJc w:val="left"/>
+      <w:pPr>
+        <w:tabs>
+          <w:tab w:val="num" w:pos="5040"/>
+        </w:tabs>
+        <w:ind w:left="5040" w:hanging="360"/>
+      </w:pPr>
+      <w:rPr>
+        <w:rFonts w:ascii="Arial" w:hAnsi="Arial" w:hint="default"/>
+      </w:rPr>
+    </w:lvl>
+    <w:lvl w:ilvl="7" w:tplc="8D9E5122" w:tentative="1">
+      <w:start w:val="1"/>
+      <w:numFmt w:val="bullet"/>
+      <w:lvlText w:val="•"/>
+      <w:lvlJc w:val="left"/>
+      <w:pPr>
+        <w:tabs>
+          <w:tab w:val="num" w:pos="5760"/>
+        </w:tabs>
+        <w:ind w:left="5760" w:hanging="360"/>
+      </w:pPr>
+      <w:rPr>
+        <w:rFonts w:ascii="Arial" w:hAnsi="Arial" w:hint="default"/>
+      </w:rPr>
+    </w:lvl>
+    <w:lvl w:ilvl="8" w:tplc="DEC0F180" w:tentative="1">
+      <w:start w:val="1"/>
+      <w:numFmt w:val="bullet"/>
+      <w:lvlText w:val="•"/>
+      <w:lvlJc w:val="left"/>
+      <w:pPr>
+        <w:tabs>
+          <w:tab w:val="num" w:pos="6480"/>
+        </w:tabs>
+        <w:ind w:left="6480" w:hanging="360"/>
+      </w:pPr>
+      <w:rPr>
+        <w:rFonts w:ascii="Arial" w:hAnsi="Arial" w:hint="default"/>
+      </w:rPr>
+    </w:lvl>
+  </w:abstractNum>
+  <w:abstractNum w:abstractNumId="1" w15:restartNumberingAfterBreak="0">
+    <w:nsid w:val="1C09468A"/>
+    <w:multiLevelType w:val="hybridMultilevel"/>
+    <w:tmpl w:val="BE928084"/>
+    <w:lvl w:ilvl="0" w:tplc="CF5225E8">
+      <w:start w:val="1"/>
+      <w:numFmt w:val="bullet"/>
+      <w:lvlText w:val="•"/>
+      <w:lvlJc w:val="left"/>
+      <w:pPr>
+        <w:tabs>
+          <w:tab w:val="num" w:pos="720"/>
+        </w:tabs>
+        <w:ind w:left="720" w:hanging="360"/>
+      </w:pPr>
+      <w:rPr>
+        <w:rFonts w:ascii="Arial" w:hAnsi="Arial" w:hint="default"/>
+      </w:rPr>
+    </w:lvl>
+    <w:lvl w:ilvl="1" w:tplc="A2C87346">
+      <w:start w:val="1"/>
+      <w:numFmt w:val="bullet"/>
+      <w:lvlText w:val="•"/>
+      <w:lvlJc w:val="left"/>
+      <w:pPr>
+        <w:tabs>
+          <w:tab w:val="num" w:pos="1440"/>
+        </w:tabs>
+        <w:ind w:left="1440" w:hanging="360"/>
+      </w:pPr>
+      <w:rPr>
+        <w:rFonts w:ascii="Arial" w:hAnsi="Arial" w:hint="default"/>
+      </w:rPr>
+    </w:lvl>
+    <w:lvl w:ilvl="2" w:tplc="E8861C5C" w:tentative="1">
+      <w:start w:val="1"/>
+      <w:numFmt w:val="bullet"/>
+      <w:lvlText w:val="•"/>
+      <w:lvlJc w:val="left"/>
+      <w:pPr>
+        <w:tabs>
+          <w:tab w:val="num" w:pos="2160"/>
+        </w:tabs>
+        <w:ind w:left="2160" w:hanging="360"/>
+      </w:pPr>
+      <w:rPr>
+        <w:rFonts w:ascii="Arial" w:hAnsi="Arial" w:hint="default"/>
+      </w:rPr>
+    </w:lvl>
+    <w:lvl w:ilvl="3" w:tplc="3D28AF46" w:tentative="1">
+      <w:start w:val="1"/>
+      <w:numFmt w:val="bullet"/>
+      <w:lvlText w:val="•"/>
+      <w:lvlJc w:val="left"/>
+      <w:pPr>
+        <w:tabs>
+          <w:tab w:val="num" w:pos="2880"/>
+        </w:tabs>
+        <w:ind w:left="2880" w:hanging="360"/>
+      </w:pPr>
+      <w:rPr>
+        <w:rFonts w:ascii="Arial" w:hAnsi="Arial" w:hint="default"/>
+      </w:rPr>
+    </w:lvl>
+    <w:lvl w:ilvl="4" w:tplc="7C9A98D2" w:tentative="1">
+      <w:start w:val="1"/>
+      <w:numFmt w:val="bullet"/>
+      <w:lvlText w:val="•"/>
+      <w:lvlJc w:val="left"/>
+      <w:pPr>
+        <w:tabs>
+          <w:tab w:val="num" w:pos="3600"/>
+        </w:tabs>
+        <w:ind w:left="3600" w:hanging="360"/>
+      </w:pPr>
+      <w:rPr>
+        <w:rFonts w:ascii="Arial" w:hAnsi="Arial" w:hint="default"/>
+      </w:rPr>
+    </w:lvl>
+    <w:lvl w:ilvl="5" w:tplc="1FB4C826" w:tentative="1">
+      <w:start w:val="1"/>
+      <w:numFmt w:val="bullet"/>
+      <w:lvlText w:val="•"/>
+      <w:lvlJc w:val="left"/>
+      <w:pPr>
+        <w:tabs>
+          <w:tab w:val="num" w:pos="4320"/>
+        </w:tabs>
+        <w:ind w:left="4320" w:hanging="360"/>
+      </w:pPr>
+      <w:rPr>
+        <w:rFonts w:ascii="Arial" w:hAnsi="Arial" w:hint="default"/>
+      </w:rPr>
+    </w:lvl>
+    <w:lvl w:ilvl="6" w:tplc="CC1256DC" w:tentative="1">
+      <w:start w:val="1"/>
+      <w:numFmt w:val="bullet"/>
+      <w:lvlText w:val="•"/>
+      <w:lvlJc w:val="left"/>
+      <w:pPr>
+        <w:tabs>
+          <w:tab w:val="num" w:pos="5040"/>
+        </w:tabs>
+        <w:ind w:left="5040" w:hanging="360"/>
+      </w:pPr>
+      <w:rPr>
+        <w:rFonts w:ascii="Arial" w:hAnsi="Arial" w:hint="default"/>
+      </w:rPr>
+    </w:lvl>
+    <w:lvl w:ilvl="7" w:tplc="9BD60CCC" w:tentative="1">
+      <w:start w:val="1"/>
+      <w:numFmt w:val="bullet"/>
+      <w:lvlText w:val="•"/>
+      <w:lvlJc w:val="left"/>
+      <w:pPr>
+        <w:tabs>
+          <w:tab w:val="num" w:pos="5760"/>
+        </w:tabs>
+        <w:ind w:left="5760" w:hanging="360"/>
+      </w:pPr>
+      <w:rPr>
+        <w:rFonts w:ascii="Arial" w:hAnsi="Arial" w:hint="default"/>
+      </w:rPr>
+    </w:lvl>
+    <w:lvl w:ilvl="8" w:tplc="4072DA2C" w:tentative="1">
+      <w:start w:val="1"/>
+      <w:numFmt w:val="bullet"/>
+      <w:lvlText w:val="•"/>
+      <w:lvlJc w:val="left"/>
+      <w:pPr>
+        <w:tabs>
+          <w:tab w:val="num" w:pos="6480"/>
+        </w:tabs>
+        <w:ind w:left="6480" w:hanging="360"/>
+      </w:pPr>
+      <w:rPr>
+        <w:rFonts w:ascii="Arial" w:hAnsi="Arial" w:hint="default"/>
+      </w:rPr>
+    </w:lvl>
+  </w:abstractNum>
+  <w:abstractNum w:abstractNumId="2" w15:restartNumberingAfterBreak="0">
     <w:nsid w:val="1C868646"/>
     <w:multiLevelType w:val="hybridMultilevel"/>
     <w:tmpl w:val="49D02286"/>
@@ -673,7 +955,7 @@
       </w:rPr>
     </w:lvl>
   </w:abstractNum>
-  <w:abstractNum w:abstractNumId="1" w15:restartNumberingAfterBreak="0">
+  <w:abstractNum w:abstractNumId="3" w15:restartNumberingAfterBreak="0">
     <w:nsid w:val="29A674BD"/>
     <w:multiLevelType w:val="hybridMultilevel"/>
     <w:tmpl w:val="862600E4"/>
@@ -786,7 +1068,7 @@
       </w:rPr>
     </w:lvl>
   </w:abstractNum>
-  <w:abstractNum w:abstractNumId="2" w15:restartNumberingAfterBreak="0">
+  <w:abstractNum w:abstractNumId="4" w15:restartNumberingAfterBreak="0">
     <w:nsid w:val="44D54624"/>
     <w:multiLevelType w:val="hybridMultilevel"/>
     <w:tmpl w:val="BE3EE69C"/>
@@ -899,7 +1181,7 @@
       </w:rPr>
     </w:lvl>
   </w:abstractNum>
-  <w:abstractNum w:abstractNumId="3" w15:restartNumberingAfterBreak="0">
+  <w:abstractNum w:abstractNumId="5" w15:restartNumberingAfterBreak="0">
     <w:nsid w:val="50F4A4FF"/>
     <w:multiLevelType w:val="hybridMultilevel"/>
     <w:tmpl w:val="F5E4B898"/>
@@ -1012,7 +1294,287 @@
       </w:rPr>
     </w:lvl>
   </w:abstractNum>
-  <w:abstractNum w:abstractNumId="4" w15:restartNumberingAfterBreak="0">
+  <w:abstractNum w:abstractNumId="6" w15:restartNumberingAfterBreak="0">
+    <w:nsid w:val="5F907363"/>
+    <w:multiLevelType w:val="hybridMultilevel"/>
+    <w:tmpl w:val="00307708"/>
+    <w:lvl w:ilvl="0" w:tplc="D004D0A2">
+      <w:start w:val="1"/>
+      <w:numFmt w:val="bullet"/>
+      <w:lvlText w:val="•"/>
+      <w:lvlJc w:val="left"/>
+      <w:pPr>
+        <w:tabs>
+          <w:tab w:val="num" w:pos="720"/>
+        </w:tabs>
+        <w:ind w:left="720" w:hanging="360"/>
+      </w:pPr>
+      <w:rPr>
+        <w:rFonts w:ascii="Arial" w:hAnsi="Arial" w:hint="default"/>
+      </w:rPr>
+    </w:lvl>
+    <w:lvl w:ilvl="1" w:tplc="9092BB34" w:tentative="1">
+      <w:start w:val="1"/>
+      <w:numFmt w:val="bullet"/>
+      <w:lvlText w:val="•"/>
+      <w:lvlJc w:val="left"/>
+      <w:pPr>
+        <w:tabs>
+          <w:tab w:val="num" w:pos="1440"/>
+        </w:tabs>
+        <w:ind w:left="1440" w:hanging="360"/>
+      </w:pPr>
+      <w:rPr>
+        <w:rFonts w:ascii="Arial" w:hAnsi="Arial" w:hint="default"/>
+      </w:rPr>
+    </w:lvl>
+    <w:lvl w:ilvl="2" w:tplc="3CFE32AE" w:tentative="1">
+      <w:start w:val="1"/>
+      <w:numFmt w:val="bullet"/>
+      <w:lvlText w:val="•"/>
+      <w:lvlJc w:val="left"/>
+      <w:pPr>
+        <w:tabs>
+          <w:tab w:val="num" w:pos="2160"/>
+        </w:tabs>
+        <w:ind w:left="2160" w:hanging="360"/>
+      </w:pPr>
+      <w:rPr>
+        <w:rFonts w:ascii="Arial" w:hAnsi="Arial" w:hint="default"/>
+      </w:rPr>
+    </w:lvl>
+    <w:lvl w:ilvl="3" w:tplc="8E42FE04" w:tentative="1">
+      <w:start w:val="1"/>
+      <w:numFmt w:val="bullet"/>
+      <w:lvlText w:val="•"/>
+      <w:lvlJc w:val="left"/>
+      <w:pPr>
+        <w:tabs>
+          <w:tab w:val="num" w:pos="2880"/>
+        </w:tabs>
+        <w:ind w:left="2880" w:hanging="360"/>
+      </w:pPr>
+      <w:rPr>
+        <w:rFonts w:ascii="Arial" w:hAnsi="Arial" w:hint="default"/>
+      </w:rPr>
+    </w:lvl>
+    <w:lvl w:ilvl="4" w:tplc="8AAC7A90" w:tentative="1">
+      <w:start w:val="1"/>
+      <w:numFmt w:val="bullet"/>
+      <w:lvlText w:val="•"/>
+      <w:lvlJc w:val="left"/>
+      <w:pPr>
+        <w:tabs>
+          <w:tab w:val="num" w:pos="3600"/>
+        </w:tabs>
+        <w:ind w:left="3600" w:hanging="360"/>
+      </w:pPr>
+      <w:rPr>
+        <w:rFonts w:ascii="Arial" w:hAnsi="Arial" w:hint="default"/>
+      </w:rPr>
+    </w:lvl>
+    <w:lvl w:ilvl="5" w:tplc="44889D66" w:tentative="1">
+      <w:start w:val="1"/>
+      <w:numFmt w:val="bullet"/>
+      <w:lvlText w:val="•"/>
+      <w:lvlJc w:val="left"/>
+      <w:pPr>
+        <w:tabs>
+          <w:tab w:val="num" w:pos="4320"/>
+        </w:tabs>
+        <w:ind w:left="4320" w:hanging="360"/>
+      </w:pPr>
+      <w:rPr>
+        <w:rFonts w:ascii="Arial" w:hAnsi="Arial" w:hint="default"/>
+      </w:rPr>
+    </w:lvl>
+    <w:lvl w:ilvl="6" w:tplc="CDF01278" w:tentative="1">
+      <w:start w:val="1"/>
+      <w:numFmt w:val="bullet"/>
+      <w:lvlText w:val="•"/>
+      <w:lvlJc w:val="left"/>
+      <w:pPr>
+        <w:tabs>
+          <w:tab w:val="num" w:pos="5040"/>
+        </w:tabs>
+        <w:ind w:left="5040" w:hanging="360"/>
+      </w:pPr>
+      <w:rPr>
+        <w:rFonts w:ascii="Arial" w:hAnsi="Arial" w:hint="default"/>
+      </w:rPr>
+    </w:lvl>
+    <w:lvl w:ilvl="7" w:tplc="DF4CE5F4" w:tentative="1">
+      <w:start w:val="1"/>
+      <w:numFmt w:val="bullet"/>
+      <w:lvlText w:val="•"/>
+      <w:lvlJc w:val="left"/>
+      <w:pPr>
+        <w:tabs>
+          <w:tab w:val="num" w:pos="5760"/>
+        </w:tabs>
+        <w:ind w:left="5760" w:hanging="360"/>
+      </w:pPr>
+      <w:rPr>
+        <w:rFonts w:ascii="Arial" w:hAnsi="Arial" w:hint="default"/>
+      </w:rPr>
+    </w:lvl>
+    <w:lvl w:ilvl="8" w:tplc="56102954" w:tentative="1">
+      <w:start w:val="1"/>
+      <w:numFmt w:val="bullet"/>
+      <w:lvlText w:val="•"/>
+      <w:lvlJc w:val="left"/>
+      <w:pPr>
+        <w:tabs>
+          <w:tab w:val="num" w:pos="6480"/>
+        </w:tabs>
+        <w:ind w:left="6480" w:hanging="360"/>
+      </w:pPr>
+      <w:rPr>
+        <w:rFonts w:ascii="Arial" w:hAnsi="Arial" w:hint="default"/>
+      </w:rPr>
+    </w:lvl>
+  </w:abstractNum>
+  <w:abstractNum w:abstractNumId="7" w15:restartNumberingAfterBreak="0">
+    <w:nsid w:val="6B492F7D"/>
+    <w:multiLevelType w:val="hybridMultilevel"/>
+    <w:tmpl w:val="382C40F2"/>
+    <w:lvl w:ilvl="0" w:tplc="D5940998">
+      <w:start w:val="1"/>
+      <w:numFmt w:val="bullet"/>
+      <w:lvlText w:val="•"/>
+      <w:lvlJc w:val="left"/>
+      <w:pPr>
+        <w:tabs>
+          <w:tab w:val="num" w:pos="720"/>
+        </w:tabs>
+        <w:ind w:left="720" w:hanging="360"/>
+      </w:pPr>
+      <w:rPr>
+        <w:rFonts w:ascii="Arial" w:hAnsi="Arial" w:hint="default"/>
+      </w:rPr>
+    </w:lvl>
+    <w:lvl w:ilvl="1" w:tplc="7C428DF8" w:tentative="1">
+      <w:start w:val="1"/>
+      <w:numFmt w:val="bullet"/>
+      <w:lvlText w:val="•"/>
+      <w:lvlJc w:val="left"/>
+      <w:pPr>
+        <w:tabs>
+          <w:tab w:val="num" w:pos="1440"/>
+        </w:tabs>
+        <w:ind w:left="1440" w:hanging="360"/>
+      </w:pPr>
+      <w:rPr>
+        <w:rFonts w:ascii="Arial" w:hAnsi="Arial" w:hint="default"/>
+      </w:rPr>
+    </w:lvl>
+    <w:lvl w:ilvl="2" w:tplc="D624AC1C" w:tentative="1">
+      <w:start w:val="1"/>
+      <w:numFmt w:val="bullet"/>
+      <w:lvlText w:val="•"/>
+      <w:lvlJc w:val="left"/>
+      <w:pPr>
+        <w:tabs>
+          <w:tab w:val="num" w:pos="2160"/>
+        </w:tabs>
+        <w:ind w:left="2160" w:hanging="360"/>
+      </w:pPr>
+      <w:rPr>
+        <w:rFonts w:ascii="Arial" w:hAnsi="Arial" w:hint="default"/>
+      </w:rPr>
+    </w:lvl>
+    <w:lvl w:ilvl="3" w:tplc="57F23730" w:tentative="1">
+      <w:start w:val="1"/>
+      <w:numFmt w:val="bullet"/>
+      <w:lvlText w:val="•"/>
+      <w:lvlJc w:val="left"/>
+      <w:pPr>
+        <w:tabs>
+          <w:tab w:val="num" w:pos="2880"/>
+        </w:tabs>
+        <w:ind w:left="2880" w:hanging="360"/>
+      </w:pPr>
+      <w:rPr>
+        <w:rFonts w:ascii="Arial" w:hAnsi="Arial" w:hint="default"/>
+      </w:rPr>
+    </w:lvl>
+    <w:lvl w:ilvl="4" w:tplc="9CA4E32A" w:tentative="1">
+      <w:start w:val="1"/>
+      <w:numFmt w:val="bullet"/>
+      <w:lvlText w:val="•"/>
+      <w:lvlJc w:val="left"/>
+      <w:pPr>
+        <w:tabs>
+          <w:tab w:val="num" w:pos="3600"/>
+        </w:tabs>
+        <w:ind w:left="3600" w:hanging="360"/>
+      </w:pPr>
+      <w:rPr>
+        <w:rFonts w:ascii="Arial" w:hAnsi="Arial" w:hint="default"/>
+      </w:rPr>
+    </w:lvl>
+    <w:lvl w:ilvl="5" w:tplc="78AE2E3E" w:tentative="1">
+      <w:start w:val="1"/>
+      <w:numFmt w:val="bullet"/>
+      <w:lvlText w:val="•"/>
+      <w:lvlJc w:val="left"/>
+      <w:pPr>
+        <w:tabs>
+          <w:tab w:val="num" w:pos="4320"/>
+        </w:tabs>
+        <w:ind w:left="4320" w:hanging="360"/>
+      </w:pPr>
+      <w:rPr>
+        <w:rFonts w:ascii="Arial" w:hAnsi="Arial" w:hint="default"/>
+      </w:rPr>
+    </w:lvl>
+    <w:lvl w:ilvl="6" w:tplc="7C6497FE" w:tentative="1">
+      <w:start w:val="1"/>
+      <w:numFmt w:val="bullet"/>
+      <w:lvlText w:val="•"/>
+      <w:lvlJc w:val="left"/>
+      <w:pPr>
+        <w:tabs>
+          <w:tab w:val="num" w:pos="5040"/>
+        </w:tabs>
+        <w:ind w:left="5040" w:hanging="360"/>
+      </w:pPr>
+      <w:rPr>
+        <w:rFonts w:ascii="Arial" w:hAnsi="Arial" w:hint="default"/>
+      </w:rPr>
+    </w:lvl>
+    <w:lvl w:ilvl="7" w:tplc="749AA23C" w:tentative="1">
+      <w:start w:val="1"/>
+      <w:numFmt w:val="bullet"/>
+      <w:lvlText w:val="•"/>
+      <w:lvlJc w:val="left"/>
+      <w:pPr>
+        <w:tabs>
+          <w:tab w:val="num" w:pos="5760"/>
+        </w:tabs>
+        <w:ind w:left="5760" w:hanging="360"/>
+      </w:pPr>
+      <w:rPr>
+        <w:rFonts w:ascii="Arial" w:hAnsi="Arial" w:hint="default"/>
+      </w:rPr>
+    </w:lvl>
+    <w:lvl w:ilvl="8" w:tplc="4A2C051A" w:tentative="1">
+      <w:start w:val="1"/>
+      <w:numFmt w:val="bullet"/>
+      <w:lvlText w:val="•"/>
+      <w:lvlJc w:val="left"/>
+      <w:pPr>
+        <w:tabs>
+          <w:tab w:val="num" w:pos="6480"/>
+        </w:tabs>
+        <w:ind w:left="6480" w:hanging="360"/>
+      </w:pPr>
+      <w:rPr>
+        <w:rFonts w:ascii="Arial" w:hAnsi="Arial" w:hint="default"/>
+      </w:rPr>
+    </w:lvl>
+  </w:abstractNum>
+  <w:abstractNum w:abstractNumId="8" w15:restartNumberingAfterBreak="0">
     <w:nsid w:val="6E287D0D"/>
     <w:multiLevelType w:val="hybridMultilevel"/>
     <w:tmpl w:val="A94A119C"/>
@@ -1126,19 +1688,31 @@
     </w:lvl>
   </w:abstractNum>
   <w:num w:numId="1">
+    <w:abstractNumId w:val="8"/>
+  </w:num>
+  <w:num w:numId="2">
+    <w:abstractNumId w:val="3"/>
+  </w:num>
+  <w:num w:numId="3">
+    <w:abstractNumId w:val="2"/>
+  </w:num>
+  <w:num w:numId="4">
+    <w:abstractNumId w:val="5"/>
+  </w:num>
+  <w:num w:numId="5">
     <w:abstractNumId w:val="4"/>
   </w:num>
-  <w:num w:numId="2">
+  <w:num w:numId="6">
     <w:abstractNumId w:val="1"/>
   </w:num>
-  <w:num w:numId="3">
+  <w:num w:numId="7">
+    <w:abstractNumId w:val="7"/>
+  </w:num>
+  <w:num w:numId="8">
     <w:abstractNumId w:val="0"/>
   </w:num>
-  <w:num w:numId="4">
-    <w:abstractNumId w:val="3"/>
-  </w:num>
-  <w:num w:numId="5">
-    <w:abstractNumId w:val="2"/>
+  <w:num w:numId="9">
+    <w:abstractNumId w:val="6"/>
   </w:num>
 </w:numbering>
 </file>
@@ -1266,6 +1840,7 @@
     <w:lsdException w:name="HTML Sample" w:semiHidden="1" w:unhideWhenUsed="1"/>
     <w:lsdException w:name="HTML Typewriter" w:semiHidden="1" w:unhideWhenUsed="1"/>
     <w:lsdException w:name="HTML Variable" w:semiHidden="1" w:unhideWhenUsed="1"/>
+    <w:lsdException w:name="Normal Table" w:semiHidden="1" w:unhideWhenUsed="1"/>
     <w:lsdException w:name="annotation subject" w:semiHidden="1" w:unhideWhenUsed="1"/>
     <w:lsdException w:name="No List" w:semiHidden="1" w:unhideWhenUsed="1"/>
     <w:lsdException w:name="Outline List 1" w:semiHidden="1" w:unhideWhenUsed="1"/>
@@ -1308,8 +1883,11 @@
     <w:lsdException w:name="Table Contemporary" w:semiHidden="1" w:unhideWhenUsed="1"/>
     <w:lsdException w:name="Table Elegant" w:semiHidden="1" w:unhideWhenUsed="1"/>
     <w:lsdException w:name="Table Professional" w:semiHidden="1" w:unhideWhenUsed="1"/>
+    <w:lsdException w:name="Table Subtle 1" w:semiHidden="1" w:unhideWhenUsed="1"/>
     <w:lsdException w:name="Table Subtle 2" w:semiHidden="1" w:unhideWhenUsed="1"/>
     <w:lsdException w:name="Table Web 1" w:semiHidden="1" w:unhideWhenUsed="1"/>
+    <w:lsdException w:name="Table Web 2" w:semiHidden="1" w:unhideWhenUsed="1"/>
+    <w:lsdException w:name="Table Web 3" w:semiHidden="1" w:unhideWhenUsed="1"/>
     <w:lsdException w:name="Balloon Text" w:semiHidden="1" w:unhideWhenUsed="1"/>
     <w:lsdException w:name="Table Grid" w:uiPriority="39"/>
     <w:lsdException w:name="Table Theme" w:semiHidden="1" w:unhideWhenUsed="1"/>
@@ -1562,7 +2140,6 @@
   <w:style w:type="character" w:default="1" w:styleId="DefaultParagraphFont">
     <w:name w:val="Default Paragraph Font"/>
     <w:uiPriority w:val="1"/>
-    <w:semiHidden/>
     <w:unhideWhenUsed/>
   </w:style>
   <w:style w:type="table" w:default="1" w:styleId="TableNormal">
